--- a/spa/docx/04.content.docx
+++ b/spa/docx/04.content.docx
@@ -11,6 +11,15 @@
         <w:pStyle w:val="Heading2"/>
       </w:pPr>
       <w:r>
+        <w:t>Resource: Notas de Estudio (Tyndale)</w:t>
+      </w:r>
+      <w:r/>
+    </w:p>
+    <w:p>
+      <w:pPr>
+        <w:pStyle w:val="Heading2"/>
+      </w:pPr>
+      <w:r>
         <w:t>License Information</w:t>
       </w:r>
       <w:r/>
@@ -21,7 +30,7 @@
         <w:rPr>
           <w:b/>
         </w:rPr>
-        <w:t>Study Notes (Tyndale)</w:t>
+        <w:t>Notas de Estudio (Tyndale)</w:t>
       </w:r>
       <w:r>
         <w:t xml:space="preserve"> (Spanish) is based on</w:t>
@@ -74,7 +83,7 @@
         <w:pStyle w:val="Heading1"/>
       </w:pPr>
       <w:r>
-        <w:t>Study Notes (Tyndale)</w:t>
+        <w:t>Notas de Estudio (Tyndale)</w:t>
       </w:r>
     </w:p>
     <w:p>
@@ -83,6 +92,51 @@
           <w:headerReference w:type="even" r:id="rId8"/>
           <w:headerReference w:type="default" r:id="rId9"/>
           <w:footerReference w:type="default" r:id="rId10"/>
+          <w:footnotePr>
+            <w:numRestart w:val="eachSect"/>
+          </w:footnotePr>
+          <w:type w:val="continuous"/>
+          <w:pgSz w:w="12240" w:h="15840" w:code="1"/>
+          <w:pgMar w:top="1440" w:right="1440" w:bottom="1440" w:left="1440" w:header="504" w:footer="504" w:gutter="0"/>
+          <w:cols w:space="708"/>
+          <w:titlePg/>
+          <w:docGrid w:linePitch="360"/>
+        </w:sectPr>
+      </w:pPr>
+    </w:p>
+    <w:p>
+      <w:r/>
+    </w:p>
+    <w:p>
+      <w:pPr>
+        <w:pStyle w:val="Heading2"/>
+      </w:pPr>
+      <w:r>
+        <w:t>NUM</w:t>
+      </w:r>
+      <w:r/>
+    </w:p>
+    <w:p>
+      <w:r/>
+      <w:r>
+        <w:rPr>
+          <w:i/>
+        </w:rPr>
+        <w:t>Números 1:1, Números 1:1–16, Números 1:1–10.10, Números 1:2–16, Números 1:16, Números 1:17–46, Números 1:20–43, Números 1:47–54, Números 1:50, Números 1:50–53, Números 2:1–34, Números 2:2, Números 2:3–9, Números 2:10–16, Números 2:18–24, Números 2:25–31, Números 2:34, Números 3:1–4, Números 3:1–4.49, Números 3:4, Números 3:5–13, Números 3:10, Números 3:11–13, Números 3:14–39, Números 3:27–32, Números 3:28, Números 3:32, Números 3:38, Números 3:39, Números 3:40–51, Números 4:1, Números 4:1–49, Números 4:3, Números 4:4–20, Números 4:15, Números 4:21–28, Números 4:29–33, Números 4:34–49, Números 5:1–4, Números 5:1–31, Números 5:1–10.10, Números 5:2, Números 5:5–10, Números 5:6, Números 5:7, Números 5:8, Números 5:9–10, Números 5:11–31, Números 5:14–15, Números 5:17, Números 5:21, Números 5:23–24, Números 5:29–31, Números 6:1–21, Números 6:2, Números 6:3–4, Números 6:5, Números 6:6–8, Números 6:9–21, Números 6:22–27, Números 6:24, Números 6:24–26, Números 6:25, Números 6:26, Números 6:27, Números 7:1, Números 7:1–89, Números 7:2–9, Números 7:9, Números 7:10–11, Números 7:12–83, Números 7:84–88, Números 7:89, Números 8:1–4, Números 8:5–22, Números 8:7, Números 8:10–11, Números 8:11, Números 8:12–22, Números 8:19, Números 8:23–26, Números 9:1–14, Números 9:2–3, Números 9:4–7, Números 9:8, Números 9:9–14, Números 9:12, Números 9:13, Números 9:14, Números 9:15–23, Números 9:19–23, Números 10:1–10, Números 10:2–4, Números 10:5–8, Números 10:8, Números 10:9–10, Números 10:11–36, Números 10:12, Números 10:13–28, Números 10:29–32, Números 10:33, Números 10:35, Números 10:36, Números 11:1, Números 11:1–35, Números 11:2–3, Números 11:4–6, Números 11:4–15, Números 11:6, Números 11:7–9, Números 11:10–15, Números 11:16–30, Números 11:25, Números 11:28–29, Números 11:31–35, Números 11:34–35, Números 12:1, Números 12:1–2, Números 12:1–16, Números 12:2, Números 12:3, Números 12:4–8, Números 12:6–8, Números 12:9–16, Números 12:14, Números 12:16, Números 13:1–16, Números 13:1–14:45, Números 13:17–20, Números 13:20, Números 13:21, Números 13:21–24, Números 13:22, Números 13:25–29, Números 13:26, Números 13:27, Números 13:29, Números 13:30, Números 13:33, Números 14:1–45, Números 14:3–4, Números 14:5, Números 14:6, Números 14:7–9, Números 14:10, Números 14:11, Números 14:12, Números 14:13–25, Números 14:17–18, Números 14:19, Números 14:20–25, Números 14:22, Números 14:23–25, Números 14:28, Números 14:34, Números 14:39–45, Números 14:43, Números 14:44, Números 14:45, Números 15:1–3, Números 15:1–41, Números 15:3, Números 15:12–16, Números 15:17–21, Números 15:22–29, Números 15:30–31, Números 15:32–36, Números 15:34, Números 15:37–41, Números 16:1–17:13, Números 16:3, Números 16:4–7, Números 16:6, Números 16:10, Números 16:13, Números 16:14, Números 16:15, Números 16:16–17, Números 16:18–22, Números 16:19, Números 16:21–26, Números 16:26, Números 16:28–30, Números 16:31–33, Números 16:34–35, Números 16:37, Números 16:38–40, Números 16:41, Números 16:42–48, Números 16:46–50, Números 17:1–5, Números 17:1–13, Números 17:4, Números 17:8, Números 17:9–11, Números 17:12–13, Números 18:1–4, Números 18:1–32, Números 18:3–4, Números 18:5, Números 18:5–7, Números 18:6–7, Números 18:7, Números 18:8–14, Números 18:9–11, Números 18:14, Números 18:15–16, Números 18:19, Números 18:20–21, Números 18:23–24, Números 18:25–32, Números 18:31, Números 18:32, Números 19:1–10, Números 19:1–22, Números 19:3–5, Números 19:6, Números 19:7–10, Números 19:9, Números 19:11–19, Números 19:13, Números 19:14–16, Números 19:17–22, Números 20:1, Números 20:2, Números 20:2–13, Números 20:3, Números 20:6, Números 20:7–9, Números 20:8–9, Números 20:10–12, Números 20:13, Números 20:14–21, Números 20:14–21.35, Números 20:17, Números 20:18–21, Números 20:22–23, Números 20:24–26, Números 20:27–29, Números 21:1, Números 21:1–22:1, Números 21:2–3, Números 21:4–9, Números 21:6, Números 21:7–9, Números 21:10, Números 21:11–12, Números 21:13, Números 21:14–15, Números 21:16–18, Números 21:18–20, Números 21:21–22, Números 21:21–24, Números 21:21–35, Números 21:25, Números 21:26, Números 21:27–30, Números 21:28, Números 21:29, Números 21:30, Números 21:33–35, Números 21:35, Números 22:1, Números 22:2–3, Números 22:2–24.25, Números 22:4, Números 22:5–6, Números 22:7, Números 22:8, Números 22:9–18, Números 22:18, Números 22:19–20, Números 22:21–41, Números 22:22, Números 22:28–31, Números 22:34, Números 22:35, Números 22:36, Números 22:37, Números 22:38, Números 22:39–41, Números 22:41, Números 23:1, Números 23:1–30, Números 23:7–8, Números 23:7–10, Números 23:13–26, Números 23:18–24, Números 23:19, Números 23:20–21, Números 23:23–24, Números 23:27–24:14, Números 24:1–2, Números 24:3–9, Números 24:5–6, Números 24:6–7, Números 24:7–9, Números 24:10, Números 24:14, Números 24:15–25, Números 24:17, Números 24:21–22, Números 24:23, Números 24:23–24, Números 24:24, Números 24:25, Números 25:1, Números 25:1–18, Números 25:2, Números 25:3, Números 25:4, Números 25:6, Números 25:7–9, Números 25:10–13, Números 25:13, Números 25:16–18, Números 26:1–4, Números 26:1–65, Números 26:8–11, Números 26:33, Números 26:51, Números 26:52–56, Números 26:57–61, Números 26:62, Números 26:63–65, Números 27:1–11, Números 27:2, Números 27:3–4, Números 27:5–11, Números 27:12, Números 27:12–23, Números 27:15–17, Números 27:18–19, Números 27:20–21, Números 28:1–2, Números 28:1–29:40, Números 28:2, Números 28:3–8, Números 28:9–10, Números 28:11–15, Números 28:16–25, Números 28:26–31, Números 29:1–6, Números 29:7, Números 29:7–11, Números 29:12–38, Números 29:39, Números 30:1–2, Números 30:1–16, Números 30:3–5, Números 30:6–8, Números 30:9, Números 30:10–15, Números 31:1–2, Números 31:3–5, Números 31:6, Números 31:7, Números 31:8, Números 31:9–13, Números 31:10, Números 31:13, Números 31:14–16, Números 31:17–18, Números 31:19–24, Números 31:25–31, Números 31:32–35, Números 31:36–47, Números 31:48–49, Números 31:50–54, Números 32:1, Números 32:1–5, Números 32:3, Números 32:6–15, Números 32:12, Números 32:16–19, Números 32:20–24, Números 32:25–27, Números 32:28–30, Números 32:31–32, Números 32:33–42, Números 32:34–36, Números 32:37–38, Números 32:39–42, Números 33:1–2, Números 33:1–56, Números 33:3, Números 33:4, Números 33:5–15, Números 33:6, Números 33:9, Números 33:14, Números 33:15, Números 33:16–17, Números 33:16–36, Números 33:18–30, Números 33:30–31, Números 33:35, Números 33:36, Números 33:37–49, Números 33:38–39, Números 33:42–49, Números 33:47, Números 33:50–56, Números 33:54, Números 33:55–56, Números 34:1–29, Números 34:3–5, Números 34:4, Números 34:5, Números 34:6–9, Números 34:11, Números 34:12, Números 34:13–15, Números 34:16–29, Números 34:19–28, Números 35:1–34, Números 35:4–5, Números 35:6–34, Números 35:12, Números 35:15, Números 35:15–24, Números 35:19, Números 35:22–23, Números 35:24–25, Números 35:26–29, Números 35:30, Números 35:31–32, Números 35:33, Números 35:34, Números 36:1–4, Números 36:1–13, Números 36:5, Números 36:6–9, Números 36:10–12, Números 36:13</w:t>
+      </w:r>
+      <w:r/>
+    </w:p>
+    <w:p>
+      <w:r/>
+      <w:r>
+        <w:t xml:space="preserve"> </w:t>
+      </w:r>
+      <w:r/>
+      <w:r/>
+    </w:p>
+    <w:p>
+      <w:pPr>
+        <w:sectPr>
           <w:footnotePr>
             <w:numRestart w:val="eachSect"/>
           </w:footnotePr>

--- a/spa/docx/04.content.docx
+++ b/spa/docx/04.content.docx
@@ -163,13 +163,6 @@
         <w:rPr>
           <w:lang w:val="es_ES" w:bidi="es_ES"/>
         </w:rPr>
-      </w:r>
-      <w:r>
-        <w:rPr>
-          <w:i/>
-          <w:lang w:val="es_ES" w:bidi="es_ES"/>
-        </w:rPr>
-        <w:t>Números 1:1, Números 1:1–16, Números 1:1–10.10, Números 1:2–16, Números 1:16, Números 1:17–46, Números 1:20–43, Números 1:47–54, Números 1:50, Números 1:50–53, Números 2:1–34, Números 2:2, Números 2:3–9, Números 2:10–16, Números 2:18–24, Números 2:25–31, Números 2:34, Números 3:1–4, Números 3:1–4.49, Números 3:4, Números 3:5–13, Números 3:10, Números 3:11–13, Números 3:14–39, Números 3:27–32, Números 3:28, Números 3:32, Números 3:38, Números 3:39, Números 3:40–51, Números 4:1, Números 4:1–49, Números 4:3, Números 4:4–20, Números 4:15, Números 4:21–28, Números 4:29–33, Números 4:34–49, Números 5:1–4, Números 5:1–31, Números 5:1–10.10, Números 5:2, Números 5:5–10, Números 5:6, Números 5:7, Números 5:8, Números 5:9–10, Números 5:11–31, Números 5:14–15, Números 5:17, Números 5:21, Números 5:23–24, Números 5:29–31, Números 6:1–21, Números 6:2, Números 6:3–4, Números 6:5, Números 6:6–8, Números 6:9–21, Números 6:22–27, Números 6:24, Números 6:24–26, Números 6:25, Números 6:26, Números 6:27, Números 7:1, Números 7:1–89, Números 7:2–9, Números 7:9, Números 7:10–11, Números 7:12–83, Números 7:84–88, Números 7:89, Números 8:1–4, Números 8:5–22, Números 8:7, Números 8:10–11, Números 8:11, Números 8:12–22, Números 8:19, Números 8:23–26, Números 9:1–14, Números 9:2–3, Números 9:4–7, Números 9:8, Números 9:9–14, Números 9:12, Números 9:13, Números 9:14, Números 9:15–23, Números 9:19–23, Números 10:1–10, Números 10:2–4, Números 10:5–8, Números 10:8, Números 10:9–10, Números 10:11–36, Números 10:12, Números 10:13–28, Números 10:29–32, Números 10:33, Números 10:35, Números 10:36, Números 11:1, Números 11:1–35, Números 11:2–3, Números 11:4–6, Números 11:4–15, Números 11:6, Números 11:7–9, Números 11:10–15, Números 11:16–30, Números 11:25, Números 11:28–29, Números 11:31–35, Números 11:34–35, Números 12:1, Números 12:1–2, Números 12:1–16, Números 12:2, Números 12:3, Números 12:4–8, Números 12:6–8, Números 12:9–16, Números 12:14, Números 12:16, Números 13:1–16, Números 13:1–14:45, Números 13:17–20, Números 13:20, Números 13:21, Números 13:21–24, Números 13:22, Números 13:25–29, Números 13:26, Números 13:27, Números 13:29, Números 13:30, Números 13:33, Números 14:1–45, Números 14:3–4, Números 14:5, Números 14:6, Números 14:7–9, Números 14:10, Números 14:11, Números 14:12, Números 14:13–25, Números 14:17–18, Números 14:19, Números 14:20–25, Números 14:22, Números 14:23–25, Números 14:28, Números 14:34, Números 14:39–45, Números 14:43, Números 14:44, Números 14:45, Números 15:1–3, Números 15:1–41, Números 15:3, Números 15:12–16, Números 15:17–21, Números 15:22–29, Números 15:30–31, Números 15:32–36, Números 15:34, Números 15:37–41, Números 16:1–17:13, Números 16:3, Números 16:4–7, Números 16:6, Números 16:10, Números 16:13, Números 16:14, Números 16:15, Números 16:16–17, Números 16:18–22, Números 16:19, Números 16:21–26, Números 16:26, Números 16:28–30, Números 16:31–33, Números 16:34–35, Números 16:37, Números 16:38–40, Números 16:41, Números 16:42–48, Números 16:46–50, Números 17:1–5, Números 17:1–13, Números 17:4, Números 17:8, Números 17:9–11, Números 17:12–13, Números 18:1–4, Números 18:1–32, Números 18:3–4, Números 18:5, Números 18:5–7, Números 18:6–7, Números 18:7, Números 18:8–14, Números 18:9–11, Números 18:14, Números 18:15–16, Números 18:19, Números 18:20–21, Números 18:23–24, Números 18:25–32, Números 18:31, Números 18:32, Números 19:1–10, Números 19:1–22, Números 19:3–5, Números 19:6, Números 19:7–10, Números 19:9, Números 19:11–19, Números 19:13, Números 19:14–16, Números 19:17–22, Números 20:1, Números 20:2, Números 20:2–13, Números 20:3, Números 20:6, Números 20:7–9, Números 20:8–9, Números 20:10–12, Números 20:13, Números 20:14–21, Números 20:14–21.35, Números 20:17, Números 20:18–21, Números 20:22–23, Números 20:24–26, Números 20:27–29, Números 21:1, Números 21:1–22:1, Números 21:2–3, Números 21:4–9, Números 21:6, Números 21:7–9, Números 21:10, Números 21:11–12, Números 21:13, Números 21:14–15, Números 21:16–18, Números 21:18–20, Números 21:21–22, Números 21:21–24, Números 21:21–35, Números 21:25, Números 21:26, Números 21:27–30, Números 21:28, Números 21:29, Números 21:30, Números 21:33–35, Números 21:35, Números 22:1, Números 22:2–3, Números 22:2–24.25, Números 22:4, Números 22:5–6, Números 22:7, Números 22:8, Números 22:9–18, Números 22:18, Números 22:19–20, Números 22:21–41, Números 22:22, Números 22:28–31, Números 22:34, Números 22:35, Números 22:36, Números 22:37, Números 22:38, Números 22:39–41, Números 22:41, Números 23:1, Números 23:1–30, Números 23:7–8, Números 23:7–10, Números 23:13–26, Números 23:18–24, Números 23:19, Números 23:20–21, Números 23:23–24, Números 23:27–24:14, Números 24:1–2, Números 24:3–9, Números 24:5–6, Números 24:6–7, Números 24:7–9, Números 24:10, Números 24:14, Números 24:15–25, Números 24:17, Números 24:21–22, Números 24:23, Números 24:23–24, Números 24:24, Números 24:25, Números 25:1, Números 25:1–18, Números 25:2, Números 25:3, Números 25:4, Números 25:6, Números 25:7–9, Números 25:10–13, Números 25:13, Números 25:16–18, Números 26:1–4, Números 26:1–65, Números 26:8–11, Números 26:33, Números 26:51, Números 26:52–56, Números 26:57–61, Números 26:62, Números 26:63–65, Números 27:1–11, Números 27:2, Números 27:3–4, Números 27:5–11, Números 27:12, Números 27:12–23, Números 27:15–17, Números 27:18–19, Números 27:20–21, Números 28:1–2, Números 28:1–29:40, Números 28:2, Números 28:3–8, Números 28:9–10, Números 28:11–15, Números 28:16–25, Números 28:26–31, Números 29:1–6, Números 29:7, Números 29:7–11, Números 29:12–38, Números 29:39, Números 30:1–2, Números 30:1–16, Números 30:3–5, Números 30:6–8, Números 30:9, Números 30:10–15, Números 31:1–2, Números 31:3–5, Números 31:6, Números 31:7, Números 31:8, Números 31:9–13, Números 31:10, Números 31:13, Números 31:14–16, Números 31:17–18, Números 31:19–24, Números 31:25–31, Números 31:32–35, Números 31:36–47, Números 31:48–49, Números 31:50–54, Números 32:1, Números 32:1–5, Números 32:3, Números 32:6–15, Números 32:12, Números 32:16–19, Números 32:20–24, Números 32:25–27, Números 32:28–30, Números 32:31–32, Números 32:33–42, Números 32:34–36, Números 32:37–38, Números 32:39–42, Números 33:1–2, Números 33:1–56, Números 33:3, Números 33:4, Números 33:5–15, Números 33:6, Números 33:9, Números 33:14, Números 33:15, Números 33:16–17, Números 33:16–36, Números 33:18–30, Números 33:30–31, Números 33:35, Números 33:36, Números 33:37–49, Números 33:38–39, Números 33:42–49, Números 33:47, Números 33:50–56, Números 33:54, Números 33:55–56, Números 34:1–29, Números 34:3–5, Números 34:4, Números 34:5, Números 34:6–9, Números 34:11, Números 34:12, Números 34:13–15, Números 34:16–29, Números 34:19–28, Números 35:1–34, Números 35:4–5, Números 35:6–34, Números 35:12, Números 35:15, Números 35:15–24, Números 35:19, Números 35:22–23, Números 35:24–25, Números 35:26–29, Números 35:30, Números 35:31–32, Números 35:33, Números 35:34, Números 36:1–4, Números 36:1–13, Números 36:5, Números 36:6–9, Números 36:10–12, Números 36:13</w:t>
       </w:r>
       <w:r>
         <w:rPr>

--- a/spa/docx/04.content.docx
+++ b/spa/docx/04.content.docx
@@ -150,19 +150,6 @@
           <w:lang w:val="es_ES" w:bidi="es_ES"/>
         </w:rPr>
         <w:t>NUM</w:t>
-      </w:r>
-      <w:r>
-        <w:rPr>
-          <w:lang w:val="es_ES" w:bidi="es_ES"/>
-        </w:rPr>
-      </w:r>
-    </w:p>
-    <w:p>
-      <w:pPr/>
-      <w:r>
-        <w:rPr>
-          <w:lang w:val="es_ES" w:bidi="es_ES"/>
-        </w:rPr>
       </w:r>
       <w:r>
         <w:rPr>

--- a/spa/docx/04.content.docx
+++ b/spa/docx/04.content.docx
@@ -19,7 +19,7 @@
         <w:rPr>
           <w:lang w:val="es_ES" w:bidi="es_ES"/>
         </w:rPr>
-        <w:t>Resource: Tyndale Open Study Notes</w:t>
+        <w:t>Resource: Aquifer Open Study Notes</w:t>
       </w:r>
       <w:r>
         <w:rPr>
@@ -112,7 +112,7 @@
         <w:rPr>
           <w:lang w:val="es_ES" w:bidi="es_ES"/>
         </w:rPr>
-        <w:t>Tyndale Open Study Notes</w:t>
+        <w:t>Aquifer Open Study Notes</w:t>
       </w:r>
     </w:p>
     <w:p>
